--- a/deliverables/qc_weekly/QC_Weekly_Plan_Report_Issue01_10-14Aug2026.docx
+++ b/deliverables/qc_weekly/QC_Weekly_Plan_Report_Issue01_10-14Aug2026.docx
@@ -95,7 +95,7 @@
           <w:spacing w:val="0"/>
           <w:kern w:val="0"/>
         </w:rPr>
-        <w:t>QC</w:t>
+        <w:t>КК</w:t>
       </w:r>
       <w:r>
         <w:rPr>
@@ -244,7 +244,7 @@
                 <w:spacing w:val="0"/>
                 <w:kern w:val="0"/>
               </w:rPr>
-              <w:t>01 (прво издание на неделниот циклус</w:t>
+              <w:t>1 (прво издание на неделниот циклус</w:t>
             </w:r>
             <w:r>
               <w:rPr>
@@ -355,7 +355,7 @@
                 <w:spacing w:val="0"/>
                 <w:kern w:val="0"/>
               </w:rPr>
-              <w:t>Пон 10.08 – Пет 14.08.2026</w:t>
+              <w:t>Понеделник 10.08 – Петок 14.08.2026</w:t>
             </w:r>
           </w:p>
         </w:tc>
@@ -442,7 +442,7 @@
                 <w:spacing w:val="0"/>
                 <w:kern w:val="0"/>
               </w:rPr>
-              <w:t>Пон 17.08 – Пет 21.08.2026</w:t>
+              <w:t>Понеделник 17.08 – Петок 21.08.2026</w:t>
             </w:r>
           </w:p>
         </w:tc>
@@ -529,7 +529,7 @@
                 <w:spacing w:val="0"/>
                 <w:kern w:val="0"/>
               </w:rPr>
-              <w:t>Информативен менаџмент-документ; авторитативните записи остануваат во КМС</w:t>
+              <w:t>Неформална управувачка достава за информација; официјалните записи продолжуваат да се водат според системот за квалитет</w:t>
             </w:r>
             <w:r>
               <w:rPr>
@@ -553,7 +553,7 @@
                 <w:spacing w:val="0"/>
                 <w:kern w:val="0"/>
               </w:rPr>
-              <w:t>Informational management submission; authoritative records remain in the QMS</w:t>
+              <w:t>Informal management submission for information; the authoritative records continue to be kept under the quality system</w:t>
             </w:r>
           </w:p>
         </w:tc>
@@ -640,7 +640,7 @@
                 <w:spacing w:val="0"/>
                 <w:kern w:val="0"/>
               </w:rPr>
-              <w:t>КК: тестирање, инспекции, мониторинг, ослободувачки резултати</w:t>
+              <w:t>Контрола на квалитет: тестирање, инспекции, мониторинг и резултати за ослободување (одлуката за ослободување е на Обезбедување на квалитет)</w:t>
             </w:r>
             <w:r>
               <w:rPr>
@@ -664,7 +664,7 @@
                 <w:spacing w:val="0"/>
                 <w:kern w:val="0"/>
               </w:rPr>
-              <w:t>QC: testing, inspection, monitoring, release-testing data (QA disposition excluded)</w:t>
+              <w:t>QC: testing, inspection, monitoring and release-testing data (release disposition itself sits with QA)</w:t>
             </w:r>
           </w:p>
         </w:tc>
@@ -751,7 +751,7 @@
                 <w:spacing w:val="0"/>
                 <w:kern w:val="0"/>
               </w:rPr>
-              <w:t>Верификувани артефакти на КК (letta-stack) + 4 временски записи</w:t>
+              <w:t>Проверени записи на Контрола на квалитет + 4 записи за поминато време (само содржина поврзана со Purely Plant)</w:t>
             </w:r>
             <w:r>
               <w:rPr>
@@ -775,7 +775,7 @@
                 <w:spacing w:val="0"/>
                 <w:kern w:val="0"/>
               </w:rPr>
-              <w:t>Verified QC artifacts + 4 work-time records</w:t>
+              <w:t>Verified QC records + 4 work-time records (Purely Plant content only)</w:t>
             </w:r>
           </w:p>
         </w:tc>
@@ -1427,7 +1427,7 @@
           <w:spacing w:val="0"/>
           <w:kern w:val="0"/>
         </w:rPr>
-        <w:t>Контролиран документ | Controlled document</w:t>
+        <w:t>Неформален работен документ — не е контролиран запис | Informal working document — not a controlled record</w:t>
       </w:r>
     </w:p>
     <w:p>
@@ -1496,7 +1496,7 @@
           <w:spacing w:val="0"/>
           <w:kern w:val="0"/>
         </w:rPr>
-        <w:t>Секое прашање подолу влијае на капацитетот за ослободување или на ГМП-подготвеноста (правило на сопственикот). Датумите на решавање ги диктира Раководителот на КК. | Each issue below affects release capacity or GMP readiness (owner's highlight rule). Resolution dates to be dictated by the QC Manager.</w:t>
+        <w:t>Секое прашање подолу влијае на капацитетот за ослободување на производ или на подготвеноста за добра производна пракса, според правилото на сопственикот за истакнување прашања. Роковите за решавање ги определува Раководителот на Контрола на квалитет. | Each issue below affects release capacity or manufacturing-practice readiness, per the owner's issue-highlighting rule. Resolution dates are set by the QC Manager.</w:t>
       </w:r>
     </w:p>
     <w:tbl>
@@ -1629,7 +1629,7 @@
                 <w:spacing w:val="0"/>
                 <w:kern w:val="0"/>
               </w:rPr>
-              <w:t>OOS — FB032601, Странични материи | Foreign Matter (CNP, ППК26127-серија): 0,08% Не одговара — семка; истрага по QCSOP 019 | 0.08% NON-CONFORM — seed present; investigation per QCSOP 019</w:t>
+              <w:t>Резултат надвор од спецификација — серија FB032601, странични материи | Result out of specification — batch FB032601, foreign matter (лабораторија CNP, серија сертификати ППК26127): 0,08% Не одговара — присутна семка; истрага во тек по СОП QCSOP 019 | 0.08% NON-CONFORM — seed present; investigation under way per QCSOP 019</w:t>
             </w:r>
           </w:p>
         </w:tc>
@@ -1703,7 +1703,7 @@
                 <w:spacing w:val="0"/>
                 <w:kern w:val="0"/>
               </w:rPr>
-              <w:t>Неархивирани сертификати (микро/метали/пестициди) за 7 серии | Unfiled micro/metals/pesticide certificates for 7 batches — FB012601/1, GRC102501/2, JD012603/2, JD012603/2V, KC102501, PM112501, SCR112501; редот за ослободување блокиран | release queue blocked</w:t>
+              <w:t>Неархивирани сертификати (микробиологија/тешки метали/пестициди) за 7 серии | Unfiled micro/heavy-metals/pesticide certificates for 7 batches — FB012601/1, GRC102501/2, JD012603/2, JD012603/2V, KC102501, PM112501, SCR112501; редот за ослободување е блокиран додека не се внесат | release queue blocked pending entry</w:t>
             </w:r>
           </w:p>
         </w:tc>
@@ -1777,7 +1777,7 @@
                 <w:spacing w:val="0"/>
                 <w:kern w:val="0"/>
               </w:rPr>
-              <w:t>9 серии без ниту еден eCoA во базата | 9 batches with no eCoA on file: ACC102501, BSS1024_01/1, CC012603, CF102501, GRC102501/1, JD012603/01, PUM102501, SCR012601, WED102501</w:t>
+              <w:t>9 серии без ниту еден сертификат за анализа во базата | 9 batches with no certificate of analysis on file: ACC102501, BSS1024_01/1, CC012603, CF102501, GRC102501/1, JD012603/01, PUM102501, SCR012601, WED102501</w:t>
             </w:r>
           </w:p>
         </w:tc>
@@ -1851,7 +1851,7 @@
                 <w:spacing w:val="0"/>
                 <w:kern w:val="0"/>
               </w:rPr>
-              <w:t>Фенотип-податоци недостасуваат за 6 сорти + конфликт за Gorilla Glue (извор на семе) | Phenotype data missing for 6 strains + GG seed-source conflict — ги блокира QCSP спецификациите</w:t>
+              <w:t>Недостасуваат податоци за фенотип/хемотип за 6 сорти + конфликт меѓу изворите за потеклото на семето на Gorilla Glue | Phenotype/chemotype data missing for 6 strains + a source conflict on Gorilla Glue's seed origin — ги блокира спецификациите за производ додека не се потврдат | blocks the product specifications until confirmed</w:t>
             </w:r>
           </w:p>
         </w:tc>
@@ -1925,7 +1925,7 @@
                 <w:spacing w:val="0"/>
                 <w:kern w:val="0"/>
               </w:rPr>
-              <w:t>127 iCoA + 95 CoQ чекаат формално издавање од Регистарот (QCLB 020) | 127 iCoAs + 95 CoQs pending formal issuance from the Certificate Issuance Register</w:t>
+              <w:t>127 предложени интерни сертификати (за домашно определени странични материи и идентификација) и 95 предложени сертификати за квалитет чекаат формално издавање преку Регистарот за издавање сертификати | 127 proposed in-house certificates (declared foreign-matter and identification determinations) and 95 proposed certificates of quality await formal issuance through the Certificate Issuance Register</w:t>
             </w:r>
           </w:p>
         </w:tc>
@@ -2012,7 +2012,7 @@
           <w:spacing w:val="0"/>
           <w:kern w:val="0"/>
         </w:rPr>
-        <w:t>2.1  E1 · Визуелни инспекции</w:t>
+        <w:t>2.1  Визуелни инспекции</w:t>
       </w:r>
       <w:r>
         <w:rPr>
@@ -2120,7 +2120,7 @@
                 <w:spacing w:val="0"/>
                 <w:kern w:val="0"/>
               </w:rPr>
-              <w:t>Документирани домашни определувања (по СОП, пред финално земање мостри / по него) | In-house determinations documented (per SOP)</w:t>
+              <w:t>Домашни определувања документирани по стандардна оперативна постапка (пред финалното земање мостри / по него) | In-house determinations documented per standard operating procedure (before/after final QC sampling)</w:t>
             </w:r>
           </w:p>
         </w:tc>
@@ -2144,7 +2144,7 @@
                 <w:spacing w:val="0"/>
                 <w:kern w:val="0"/>
               </w:rPr>
-              <w:t>Странични материи | FM: 50 серии | batches · Макро/микро ID: 77 серии | batches</w:t>
+              <w:t>Странични материи: 50 серии | Foreign matter: 50 batches · Макроскопска/микроскопска идентификација: 77 серии | Macro/microscopic identification: 77 batches</w:t>
             </w:r>
           </w:p>
         </w:tc>
@@ -2170,7 +2170,7 @@
                 <w:spacing w:val="0"/>
                 <w:kern w:val="0"/>
               </w:rPr>
-              <w:t>Предложени iCoA за нив | iCoAs proposed</w:t>
+              <w:t>Предложени интерни сертификати за нив | In-house certificates proposed for them</w:t>
             </w:r>
           </w:p>
         </w:tc>
@@ -2194,7 +2194,7 @@
                 <w:spacing w:val="0"/>
                 <w:kern w:val="0"/>
               </w:rPr>
-              <w:t>127 (листа: 'iCoA issuance list')</w:t>
+              <w:t>127 (список за издавање на сертификати)</w:t>
             </w:r>
           </w:p>
         </w:tc>
@@ -2220,7 +2220,7 @@
                 <w:spacing w:val="0"/>
                 <w:kern w:val="0"/>
               </w:rPr>
-              <w:t>Инспекции извршени оваа недела над тоа | Further inspections this week</w:t>
+              <w:t>Дополнителни инспекции извршени оваа недела | Further inspections performed this week</w:t>
             </w:r>
           </w:p>
         </w:tc>
@@ -2265,7 +2265,7 @@
           <w:spacing w:val="0"/>
           <w:kern w:val="0"/>
         </w:rPr>
-        <w:t>2.2  E2 · Лабораториско тестирање</w:t>
+        <w:t>2.2  Лабораториско тестирање</w:t>
       </w:r>
       <w:r>
         <w:rPr>
@@ -2373,7 +2373,7 @@
                 <w:spacing w:val="0"/>
                 <w:kern w:val="0"/>
               </w:rPr>
-              <w:t>Ретест кампања (Farmahem) обработена и верификувана | Retest campaign processed &amp; live-verified</w:t>
+              <w:t>Ретест-кампања (лабораторија Farmahem), обработена и потврдена во живо | Retest campaign (Farmahem laboratory), processed and live-verified</w:t>
             </w:r>
           </w:p>
         </w:tc>
@@ -2397,7 +2397,7 @@
                 <w:spacing w:val="0"/>
                 <w:kern w:val="0"/>
               </w:rPr>
-              <w:t>42 eCoA (21 потенца | potency К-серија + 21 микотоксини | mycotoxins М-серија), 07–10.08.2026</w:t>
+              <w:t>42 сертификати (21 за потенца + 21 за микотоксини), 07–10.08.2026 | 42 certificates (21 potency + 21 mycotoxin), 07–10.08.2026</w:t>
             </w:r>
           </w:p>
         </w:tc>
@@ -2423,7 +2423,7 @@
                 <w:spacing w:val="0"/>
                 <w:kern w:val="0"/>
               </w:rPr>
-              <w:t>Потенца опсег | Potency range</w:t>
+              <w:t>Опсег на резултати за потенца | Potency result range</w:t>
             </w:r>
           </w:p>
         </w:tc>
@@ -2447,7 +2447,7 @@
                 <w:spacing w:val="0"/>
                 <w:kern w:val="0"/>
               </w:rPr>
-              <w:t>7.91 – 26.14 %w/w (0 OOS во кампањата | in campaign)</w:t>
+              <w:t>7.91 – 26.14 %w/w (0 резултати надвор од спецификација во кампањата) | 7.91 – 26.14 %w/w (0 out-of-specification results in the campaign)</w:t>
             </w:r>
           </w:p>
         </w:tc>
@@ -2473,7 +2473,7 @@
                 <w:spacing w:val="0"/>
                 <w:kern w:val="0"/>
               </w:rPr>
-              <w:t>Вкупно резултати во базата, верификувани | Total results on file, verified</w:t>
+              <w:t>Вкупно резултати во базата, потврдени | Total results on file, verified</w:t>
             </w:r>
           </w:p>
         </w:tc>
@@ -2497,7 +2497,7 @@
                 <w:spacing w:val="0"/>
                 <w:kern w:val="0"/>
               </w:rPr>
-              <w:t>1038 (77 серии; 4-слојна проверка + жива верификација на хостот)</w:t>
+              <w:t>1038 (77 серии; 4-слојна проверка + потврда во живо на изворниот систем) | 1038 (77 batches; 4-layer fact-check + live source-system verification)</w:t>
             </w:r>
           </w:p>
         </w:tc>
@@ -2518,7 +2518,7 @@
           <w:spacing w:val="0"/>
           <w:kern w:val="0"/>
         </w:rPr>
-        <w:t>2.3  E3 · Мониторинг на средината</w:t>
+        <w:t>2.3  Мониторинг на околината</w:t>
       </w:r>
       <w:r>
         <w:rPr>
@@ -2650,7 +2650,7 @@
                 <w:spacing w:val="0"/>
                 <w:kern w:val="0"/>
               </w:rPr>
-              <w:t>нема податоци во изворите — да се внесе | no data in sources — to be entered by QC</w:t>
+              <w:t>нема податоци во изворите — да се внесе од Контрола на квалитет | no data in sources — to be entered by QC</w:t>
             </w:r>
           </w:p>
         </w:tc>
@@ -2671,7 +2671,7 @@
           <w:spacing w:val="0"/>
           <w:kern w:val="0"/>
         </w:rPr>
-        <w:t>2.4  B4 · Производ што чека ослободување (ред на КК)</w:t>
+        <w:t>2.4  Производ кој чека ослободување (ред за обработка)</w:t>
       </w:r>
       <w:r>
         <w:rPr>
@@ -2804,7 +2804,7 @@
                 <w:spacing w:val="0"/>
                 <w:kern w:val="0"/>
               </w:rPr>
-              <w:t>Делумен панел (недостасуваат ставки) | Partial panel</w:t>
+              <w:t>Делумен панел (недостасуваат ставки) | Partial panel (items missing)</w:t>
             </w:r>
           </w:p>
         </w:tc>
@@ -2852,7 +2852,7 @@
                 <w:spacing w:val="0"/>
                 <w:kern w:val="0"/>
               </w:rPr>
-              <w:t>најчесто недостасуваат HPTLC ID, CBN, AflaB1, OTA | most-missing: HPTLC ID, CBN, AflaB1, OTA</w:t>
+              <w:t>најчесто недостасуваат: идентификација по HPTLC, CBN, AflaB1, OTA | most commonly missing: HPTLC identification, CBN, AflaB1, OTA</w:t>
             </w:r>
           </w:p>
         </w:tc>
@@ -2878,7 +2878,7 @@
                 <w:spacing w:val="0"/>
                 <w:kern w:val="0"/>
               </w:rPr>
-              <w:t>Без ниту еден eCoA | No eCoA at all</w:t>
+              <w:t>Без ниту еден сертификат за анализа | No certificate of analysis at all</w:t>
             </w:r>
           </w:p>
         </w:tc>
@@ -2915,18 +2915,18 @@
           <w:p>
             <w:pPr>
               <w:spacing w:before="20" w:after="20"/>
-              <w:jc w:val="center"/>
-            </w:pPr>
-            <w:r>
-              <w:rPr>
-                <w:rFonts w:ascii="Calibri" w:hAnsi="Calibri"/>
-                <w:b w:val="0"/>
-                <w:color w:val="16232B"/>
-                <w:sz w:val="16"/>
-                <w:spacing w:val="0"/>
-                <w:kern w:val="0"/>
-              </w:rPr>
-              <w:t>види И-3 | see Issue И-3</w:t>
+              <w:jc w:val="left"/>
+            </w:pPr>
+            <w:r>
+              <w:rPr>
+                <w:rFonts w:ascii="Calibri" w:hAnsi="Calibri"/>
+                <w:b w:val="0"/>
+                <w:color w:val="16232B"/>
+                <w:sz w:val="16"/>
+                <w:spacing w:val="0"/>
+                <w:kern w:val="0"/>
+              </w:rPr>
+              <w:t>види Прашање И-3 | see Issue И-3</w:t>
             </w:r>
           </w:p>
         </w:tc>
@@ -2947,7 +2947,7 @@
           <w:spacing w:val="0"/>
           <w:kern w:val="0"/>
         </w:rPr>
-        <w:t>Разгранување | Drill-down: PP_Spec_Parameter_Matrix.xlsx — по серија, по параметар, со линкови до скенираните eCoA. | per batch, per parameter, hyperlinked to the certificate scans.</w:t>
+        <w:t>Разгранување до детали | Drill-down: PP_Spec_Parameter_Matrix.xlsx — по серија, по параметар, со врски до скенираните сертификати за анализа. | per batch, per parameter, hyperlinked to the certificate scans.</w:t>
       </w:r>
     </w:p>
     <w:p>
@@ -2965,7 +2965,7 @@
           <w:spacing w:val="0"/>
           <w:kern w:val="0"/>
         </w:rPr>
-        <w:t>2.5  B5 · Производ со комплетни КК-резултати</w:t>
+        <w:t>2.5  Производ со целосни резултати од Контрола на квалитет</w:t>
       </w:r>
       <w:r>
         <w:rPr>
@@ -3073,7 +3073,7 @@
                 <w:spacing w:val="0"/>
                 <w:kern w:val="0"/>
               </w:rPr>
-              <w:t>Серии со полн 21-ставков панел (вкл. декларирани) | Batches with full 21-item panel (incl. declared)</w:t>
+              <w:t>Серии со целосен панел од 21 ставка (вклучувајќи ги декларираните) | Batches with the full 21-item panel (including declared determinations)</w:t>
             </w:r>
           </w:p>
         </w:tc>
@@ -3097,7 +3097,7 @@
                 <w:spacing w:val="0"/>
                 <w:kern w:val="0"/>
               </w:rPr>
-              <w:t>CJ062501/2, CJ082501/2, PM092501  (3)</w:t>
+              <w:t>CJ062501/2, CJ082501/2, PM092501 (3)</w:t>
             </w:r>
           </w:p>
         </w:tc>
@@ -3147,7 +3147,7 @@
                 <w:spacing w:val="0"/>
                 <w:kern w:val="0"/>
               </w:rPr>
-              <w:t>статусот е покриеност со резултати, НЕ диспозиција — диспозицијата е на QA | coverage status, NOT a disposition — disposition is QA's</w:t>
+              <w:t>ова е статус на покриеност со резултати, НЕ одлука за ослободување — одлуката за ослободување е на Обезбедување на квалитет | this is a result-coverage status, NOT a release disposition — disposition sits with QA</w:t>
             </w:r>
           </w:p>
         </w:tc>
@@ -3168,7 +3168,7 @@
           <w:spacing w:val="0"/>
           <w:kern w:val="0"/>
         </w:rPr>
-        <w:t>2.6  E4 · OOS / лабораториски отстапувања</w:t>
+        <w:t>2.6  Резултати надвор од спецификација / лабораториски отстапувања</w:t>
       </w:r>
       <w:r>
         <w:rPr>
@@ -3314,18 +3314,18 @@
           <w:p>
             <w:pPr>
               <w:spacing w:before="20" w:after="20"/>
-              <w:jc w:val="center"/>
-            </w:pPr>
-            <w:r>
-              <w:rPr>
-                <w:rFonts w:ascii="Calibri" w:hAnsi="Calibri"/>
-                <w:b w:val="0"/>
-                <w:color w:val="16232B"/>
-                <w:sz w:val="16"/>
-                <w:spacing w:val="0"/>
-                <w:kern w:val="0"/>
-              </w:rPr>
-              <w:t>Foreign Matter (item 7)</w:t>
+              <w:jc w:val="left"/>
+            </w:pPr>
+            <w:r>
+              <w:rPr>
+                <w:rFonts w:ascii="Calibri" w:hAnsi="Calibri"/>
+                <w:b w:val="0"/>
+                <w:color w:val="16232B"/>
+                <w:sz w:val="16"/>
+                <w:spacing w:val="0"/>
+                <w:kern w:val="0"/>
+              </w:rPr>
+              <w:t>Странични материи (ставка 7) | Foreign Matter (item 7)</w:t>
             </w:r>
           </w:p>
         </w:tc>
@@ -3370,7 +3370,7 @@
           <w:spacing w:val="0"/>
           <w:kern w:val="0"/>
         </w:rPr>
-        <w:t>2.7  E6 · Валидациски активности (дел на КК)</w:t>
+        <w:t>2.7  Валидациски активности (дел на Контрола на квалитет)</w:t>
       </w:r>
       <w:r>
         <w:rPr>
@@ -3523,7 +3523,7 @@
           <w:spacing w:val="0"/>
           <w:kern w:val="0"/>
         </w:rPr>
-        <w:t>2.8  C4 · Тестирање за ослободување простории</w:t>
+        <w:t>2.8  Тестирање за ослободување простории (премин)</w:t>
       </w:r>
       <w:r>
         <w:rPr>
@@ -3655,7 +3655,7 @@
                 <w:spacing w:val="0"/>
                 <w:kern w:val="0"/>
               </w:rPr>
-              <w:t>нема податоци во изворите — да се внесе | no data in sources — to be entered by QC</w:t>
+              <w:t>нема податоци во изворите — да се внесе од Контрола на квалитет | no data in sources — to be entered by QC</w:t>
             </w:r>
           </w:p>
         </w:tc>
@@ -3676,7 +3676,7 @@
           <w:spacing w:val="0"/>
           <w:kern w:val="0"/>
         </w:rPr>
-        <w:t>2.9  E7 · Придонес кон ГМП-подготвеност</w:t>
+        <w:t>2.9  Придонес кон подготвеноста за добра производна пракса</w:t>
       </w:r>
       <w:r>
         <w:rPr>
@@ -3700,7 +3700,7 @@
           <w:spacing w:val="0"/>
           <w:kern w:val="0"/>
         </w:rPr>
-        <w:t>GMP-Readiness Contribution</w:t>
+        <w:t>Contribution to Manufacturing-Practice Readiness</w:t>
       </w:r>
     </w:p>
     <w:tbl>
@@ -4236,7 +4236,7 @@
                 <w:spacing w:val="0"/>
                 <w:kern w:val="0"/>
               </w:rPr>
-              <w:t>Формално издавање на 127 iCoA и 95 CoQ по редоследот од плановите за издавање | Formal issuance of 127 iCoAs and 95 CoQs per the issuance plans</w:t>
+              <w:t>Формално издавање на 127 предложени интерни сертификати и 95 предложени сертификати за квалитет, по редоследот утврден во плановите за издавање | Formal issuance of 127 proposed in-house certificates and 95 proposed certificates of quality, per the issuance-order plans</w:t>
             </w:r>
           </w:p>
         </w:tc>
@@ -4310,7 +4310,7 @@
                 <w:spacing w:val="0"/>
                 <w:kern w:val="0"/>
               </w:rPr>
-              <w:t>Лоцирање, скенирање и внесување на сертификатите за 7-те серии (И-2) | Locate, scan and ingest the 7 batches' certificates</w:t>
+              <w:t>Лоцирање, скенирање и внесување на сертификатите за 7-те серии од Прашање И-2 | Locate, scan and enter the certificates for the 7 batches in Issue И-2</w:t>
             </w:r>
           </w:p>
         </w:tc>
@@ -4384,7 +4384,7 @@
                 <w:spacing w:val="0"/>
                 <w:kern w:val="0"/>
               </w:rPr>
-              <w:t>Решавање на 9-те серии без eCoA (И-3) — потврда дали постои документација | Resolve the 9 no-eCoA batches</w:t>
+              <w:t>Решавање на 9-те серии без сертификат за анализа (Прашање И-3) — потврда дали постои соодветна документација | Resolve the 9 no-certificate batches — confirm whether supporting documentation exists</w:t>
             </w:r>
           </w:p>
         </w:tc>
@@ -4458,7 +4458,7 @@
                 <w:spacing w:val="0"/>
                 <w:kern w:val="0"/>
               </w:rPr>
-              <w:t>Комплетирање Фенотип/Хемотип на QCSP спецификациите (одлука за GG, мапирања Kandy Kush/RS11, 4 datasheet-а) | Complete Phenotype/Chemotype fields</w:t>
+              <w:t>Комплетирање на полињата за фенотип/хемотип во спецификациите за производ (одлука за Gorilla Glue, потврда на можните совпаѓања за две сорти, четири технички листови што недостасуваат) | Complete the phenotype/chemotype fields in the product specifications (Gorilla Glue decision, confirm two candidate strain matches, four missing supplier data sheets)</w:t>
             </w:r>
           </w:p>
         </w:tc>
@@ -4532,7 +4532,7 @@
                 <w:spacing w:val="0"/>
                 <w:kern w:val="0"/>
               </w:rPr>
-              <w:t>Транша 3 работна книга + внесување на слојот преименувања (01_Portfolio_Master) | Tranche 3 workbook + rename-layer ingestion</w:t>
+              <w:t>Работна книга за Транша 3 и внесување на слојот со преименувани сорти | Tranche 3 workbook and ingestion of the strain-rename layer</w:t>
             </w:r>
           </w:p>
         </w:tc>
@@ -4606,7 +4606,7 @@
                 <w:spacing w:val="0"/>
                 <w:kern w:val="0"/>
               </w:rPr>
-              <w:t>Распоред за земање мостри / мониторинг / чистење простории — да го внесе КК | Sampling / monitoring / room-clearance schedule — to be entered by QC</w:t>
+              <w:t>Распоред за земање мостри / мониторинг / чистење простории — да го внесе Контрола на квалитет | Sampling / monitoring / room-clearance schedule — to be entered by QC</w:t>
             </w:r>
           </w:p>
         </w:tc>
@@ -4693,7 +4693,7 @@
           <w:spacing w:val="0"/>
           <w:kern w:val="0"/>
         </w:rPr>
-        <w:t>Четири паралелни работни сесии на еден линијар по часови (Скопје). Методологиите се различни и НЕ се собираат меѓусебно: полно = докажано (транскрипт/алатки/git); шрафирано = распон или проценка. | Four parallel sessions on one hour ruler (Skopje). Methodologies differ and are NOT summable: solid = evidenced (transcript/tool/git); hatched = span or estimate.</w:t>
+        <w:t>Четири паралелни работни сесии прикажани на еден заеднички линијар по часови (Скопје). Бројувани се само активности поврзани со содржината на Purely Plant; работата околу поставувањето и одржувањето на инфраструктурата (на пр. конфигурација и поправка на Docker-стекот) е исклучена, додека работата на инстанцата на Letta — нејзината база на знаење, базите за меморија и агенти, и податоците за Контрола на квалитет во неа — е сметана како содржина на Purely Plant. Методологиите на изворите се различни и НЕ се собираат меѓу себе: полно пополнето = докажано време (транскрипт/алатки/git); шрафирано = распон или проценка. | Four parallel work sessions shown on one shared hour ruler (Skopje). Only Purely Plant content work is counted; infrastructure setup and maintenance (e.g. Docker-stack configuration and repair) is excluded, while work on the Letta host itself — its knowledgebase, its memory/agent databases, and the QC data held in them — counts as Purely Plant content. Source methodologies differ and are NOT summable: solid = evidenced time (transcript/tool/git); hatched = span or estimate.</w:t>
       </w:r>
     </w:p>
     <w:p>
@@ -4707,7 +4707,7 @@
         </w:rPr>
         <w:drawing>
           <wp:inline xmlns:a="http://schemas.openxmlformats.org/drawingml/2006/main" xmlns:pic="http://schemas.openxmlformats.org/drawingml/2006/picture">
-            <wp:extent cx="5580000" cy="2665075"/>
+            <wp:extent cx="5580000" cy="2055789"/>
             <wp:docPr id="1" name="Picture 1"/>
             <wp:cNvGraphicFramePr>
               <a:graphicFrameLocks noChangeAspect="1"/>
@@ -4728,7 +4728,7 @@
                   <pic:spPr>
                     <a:xfrm>
                       <a:off x="0" y="0"/>
-                      <a:ext cx="5580000" cy="2665075"/>
+                      <a:ext cx="5580000" cy="2055789"/>
                     </a:xfrm>
                     <a:prstGeom prst="rect"/>
                   </pic:spPr>
@@ -4766,7 +4766,7 @@
           <w:spacing w:val="0"/>
           <w:kern w:val="0"/>
         </w:rPr>
-        <w:t>Консолидирана лента: четири сесии, Вт 16:00 → Пет 08:00</w:t>
+        <w:t>Консолидирана лента: четири сесии, само содржина на Purely Plant, Вт 16:00 → Пет 08:00</w:t>
       </w:r>
       <w:r>
         <w:rPr>
@@ -4790,7 +4790,7 @@
           <w:spacing w:val="0"/>
           <w:kern w:val="0"/>
         </w:rPr>
-        <w:t>Consolidated band: four sessions, Tue 16:00 → Fri 08:00</w:t>
+        <w:t>Consolidated band: four sessions, Purely Plant content only, Tue 16:00 → Fri 08:00</w:t>
       </w:r>
     </w:p>
     <w:tbl>
@@ -4873,7 +4873,7 @@
                 <w:spacing w:val="0"/>
                 <w:kern w:val="0"/>
               </w:rPr>
-              <w:t>Часови | Hours</w:t>
+              <w:t>Часови (PP-содржина) | Hours (PP content)</w:t>
             </w:r>
           </w:p>
         </w:tc>
@@ -4899,7 +4899,7 @@
                 <w:spacing w:val="0"/>
                 <w:kern w:val="0"/>
               </w:rPr>
-              <w:t>QC data session (this chat)</w:t>
+              <w:t>Сесија за QC-податоци | QC data session</w:t>
             </w:r>
           </w:p>
         </w:tc>
@@ -4912,18 +4912,18 @@
           <w:p>
             <w:pPr>
               <w:spacing w:before="20" w:after="20"/>
-              <w:jc w:val="center"/>
-            </w:pPr>
-            <w:r>
-              <w:rPr>
-                <w:rFonts w:ascii="Calibri" w:hAnsi="Calibri"/>
-                <w:b w:val="0"/>
-                <w:color w:val="16232B"/>
-                <w:sz w:val="16"/>
-                <w:spacing w:val="0"/>
-                <w:kern w:val="0"/>
-              </w:rPr>
-              <w:t>transcript-witnessed</w:t>
+              <w:jc w:val="left"/>
+            </w:pPr>
+            <w:r>
+              <w:rPr>
+                <w:rFonts w:ascii="Calibri" w:hAnsi="Calibri"/>
+                <w:b w:val="0"/>
+                <w:color w:val="16232B"/>
+                <w:sz w:val="16"/>
+                <w:spacing w:val="0"/>
+                <w:kern w:val="0"/>
+              </w:rPr>
+              <w:t>транскрипт | transcript-witnessed</w:t>
             </w:r>
           </w:p>
         </w:tc>
@@ -4973,7 +4973,7 @@
                 <w:spacing w:val="0"/>
                 <w:kern w:val="0"/>
               </w:rPr>
-              <w:t>Letta ops session — witnessed</w:t>
+              <w:t>Letta host — засведочено | witnessed</w:t>
             </w:r>
           </w:p>
         </w:tc>
@@ -4986,18 +4986,18 @@
           <w:p>
             <w:pPr>
               <w:spacing w:before="20" w:after="20"/>
-              <w:jc w:val="center"/>
-            </w:pPr>
-            <w:r>
-              <w:rPr>
-                <w:rFonts w:ascii="Calibri" w:hAnsi="Calibri"/>
-                <w:b w:val="0"/>
-                <w:color w:val="16232B"/>
-                <w:sz w:val="16"/>
-                <w:spacing w:val="0"/>
-                <w:kern w:val="0"/>
-              </w:rPr>
-              <w:t>tool/file timestamps</w:t>
+              <w:jc w:val="left"/>
+            </w:pPr>
+            <w:r>
+              <w:rPr>
+                <w:rFonts w:ascii="Calibri" w:hAnsi="Calibri"/>
+                <w:b w:val="0"/>
+                <w:color w:val="16232B"/>
+                <w:sz w:val="16"/>
+                <w:spacing w:val="0"/>
+                <w:kern w:val="0"/>
+              </w:rPr>
+              <w:t>временски печати на алатки | tool timestamps</w:t>
             </w:r>
           </w:p>
         </w:tc>
@@ -5047,7 +5047,7 @@
                 <w:spacing w:val="0"/>
                 <w:kern w:val="0"/>
               </w:rPr>
-              <w:t>Letta ops session — checkpoint spans</w:t>
+              <w:t>Letta host — распон по PR | checkpoint span</w:t>
             </w:r>
           </w:p>
         </w:tc>
@@ -5071,7 +5071,7 @@
                 <w:spacing w:val="0"/>
                 <w:kern w:val="0"/>
               </w:rPr>
-              <w:t>PR open→merge (not hands-on)</w:t>
+              <w:t>PR отворен→споен, не е ангажман | PR open→merge, not hands-on</w:t>
             </w:r>
           </w:p>
         </w:tc>
@@ -5121,7 +5121,7 @@
                 <w:spacing w:val="0"/>
                 <w:kern w:val="0"/>
               </w:rPr>
-              <w:t>WWF platform session</w:t>
+              <w:t>WWF-платформа — само PP-содржина | PP content only</w:t>
             </w:r>
           </w:p>
         </w:tc>
@@ -5145,7 +5145,7 @@
                 <w:spacing w:val="0"/>
                 <w:kern w:val="0"/>
               </w:rPr>
-              <w:t>git commits + deploys</w:t>
+              <w:t>git коммити | git commits</w:t>
             </w:r>
           </w:p>
         </w:tc>
@@ -5169,7 +5169,7 @@
                 <w:spacing w:val="0"/>
                 <w:kern w:val="0"/>
               </w:rPr>
-              <w:t>2.2</w:t>
+              <w:t>1.7</w:t>
             </w:r>
           </w:p>
         </w:tc>
@@ -5195,7 +5195,7 @@
                 <w:spacing w:val="0"/>
                 <w:kern w:val="0"/>
               </w:rPr>
-              <w:t>ImB spec design session</w:t>
+              <w:t>ImB спецификации | ImB spec design</w:t>
             </w:r>
           </w:p>
         </w:tc>
@@ -5219,7 +5219,7 @@
                 <w:spacing w:val="0"/>
                 <w:kern w:val="0"/>
               </w:rPr>
-              <w:t>estimated from session activity</w:t>
+              <w:t>проценка од сесиска активност | session estimate</w:t>
             </w:r>
           </w:p>
         </w:tc>
@@ -5244,6 +5244,217 @@
                 <w:kern w:val="0"/>
               </w:rPr>
               <w:t>35.0</w:t>
+            </w:r>
+          </w:p>
+        </w:tc>
+      </w:tr>
+    </w:tbl>
+    <w:tbl>
+      <w:tblPr>
+        <w:tblW w:type="auto" w:w="0"/>
+        <w:tblLayout w:type="fixed"/>
+        <w:tblLook w:firstColumn="1" w:firstRow="1" w:lastColumn="0" w:lastRow="0" w:noHBand="0" w:noVBand="1" w:val="04A0"/>
+      </w:tblPr>
+      <w:tblGrid>
+        <w:gridCol w:w="5233"/>
+        <w:gridCol w:w="5233"/>
+      </w:tblGrid>
+      <w:tr>
+        <w:tc>
+          <w:tcPr>
+            <w:tcW w:type="dxa" w:w="8277"/>
+            <w:vAlign w:val="center"/>
+            <w:shd w:val="clear" w:color="auto" w:fill="2B547E"/>
+          </w:tcPr>
+          <w:p>
+            <w:pPr>
+              <w:spacing w:before="20" w:after="20"/>
+              <w:jc w:val="center"/>
+            </w:pPr>
+            <w:r>
+              <w:rPr>
+                <w:rFonts w:ascii="Calibri" w:hAnsi="Calibri"/>
+                <w:b/>
+                <w:color w:val="FFFFFF"/>
+                <w:sz w:val="16"/>
+                <w:spacing w:val="0"/>
+                <w:kern w:val="0"/>
+              </w:rPr>
+              <w:t>Исклучено (не е содржина на Purely Plant) | Excluded (not PP content)</w:t>
+            </w:r>
+          </w:p>
+        </w:tc>
+        <w:tc>
+          <w:tcPr>
+            <w:tcW w:type="dxa" w:w="1701"/>
+            <w:vAlign w:val="center"/>
+            <w:shd w:val="clear" w:color="auto" w:fill="2B547E"/>
+          </w:tcPr>
+          <w:p>
+            <w:pPr>
+              <w:spacing w:before="20" w:after="20"/>
+              <w:jc w:val="center"/>
+            </w:pPr>
+            <w:r>
+              <w:rPr>
+                <w:rFonts w:ascii="Calibri" w:hAnsi="Calibri"/>
+                <w:b/>
+                <w:color w:val="FFFFFF"/>
+                <w:sz w:val="16"/>
+                <w:spacing w:val="0"/>
+                <w:kern w:val="0"/>
+              </w:rPr>
+              <w:t>Часови | Hours</w:t>
+            </w:r>
+          </w:p>
+        </w:tc>
+      </w:tr>
+      <w:tr>
+        <w:tc>
+          <w:tcPr>
+            <w:tcW w:type="dxa" w:w="8277"/>
+            <w:vAlign w:val="center"/>
+            <w:shd w:val="clear" w:color="auto" w:fill="FFFFFF"/>
+          </w:tcPr>
+          <w:p>
+            <w:pPr>
+              <w:spacing w:before="20" w:after="20"/>
+              <w:jc w:val="left"/>
+            </w:pPr>
+            <w:r>
+              <w:rPr>
+                <w:rFonts w:ascii="Calibri" w:hAnsi="Calibri"/>
+                <w:b w:val="0"/>
+                <w:color w:val="16232B"/>
+                <w:sz w:val="16"/>
+                <w:spacing w:val="0"/>
+                <w:kern w:val="0"/>
+              </w:rPr>
+              <w:t>Конфигурација и поправка на Docker/стек | container-stack configuration &amp; repair</w:t>
+            </w:r>
+          </w:p>
+        </w:tc>
+        <w:tc>
+          <w:tcPr>
+            <w:tcW w:type="dxa" w:w="1701"/>
+            <w:vAlign w:val="center"/>
+            <w:shd w:val="clear" w:color="auto" w:fill="FFFFFF"/>
+          </w:tcPr>
+          <w:p>
+            <w:pPr>
+              <w:spacing w:before="20" w:after="20"/>
+              <w:jc w:val="left"/>
+            </w:pPr>
+            <w:r>
+              <w:rPr>
+                <w:rFonts w:ascii="Calibri" w:hAnsi="Calibri"/>
+                <w:b w:val="0"/>
+                <w:color w:val="16232B"/>
+                <w:sz w:val="16"/>
+                <w:spacing w:val="0"/>
+                <w:kern w:val="0"/>
+              </w:rPr>
+              <w:t>надвор од опфат | out of scope</w:t>
+            </w:r>
+          </w:p>
+        </w:tc>
+      </w:tr>
+      <w:tr>
+        <w:tc>
+          <w:tcPr>
+            <w:tcW w:type="dxa" w:w="8277"/>
+            <w:vAlign w:val="center"/>
+            <w:shd w:val="clear" w:color="auto" w:fill="F4F7FB"/>
+          </w:tcPr>
+          <w:p>
+            <w:pPr>
+              <w:spacing w:before="20" w:after="20"/>
+              <w:jc w:val="left"/>
+            </w:pPr>
+            <w:r>
+              <w:rPr>
+                <w:rFonts w:ascii="Calibri" w:hAnsi="Calibri"/>
+                <w:b w:val="0"/>
+                <w:color w:val="16232B"/>
+                <w:sz w:val="16"/>
+                <w:spacing w:val="0"/>
+                <w:kern w:val="0"/>
+              </w:rPr>
+              <w:t>WWF: тест-суити и продукциски deploy (v88/v128) | test suites &amp; production deploy</w:t>
+            </w:r>
+          </w:p>
+        </w:tc>
+        <w:tc>
+          <w:tcPr>
+            <w:tcW w:type="dxa" w:w="1701"/>
+            <w:vAlign w:val="center"/>
+            <w:shd w:val="clear" w:color="auto" w:fill="F4F7FB"/>
+          </w:tcPr>
+          <w:p>
+            <w:pPr>
+              <w:spacing w:before="20" w:after="20"/>
+              <w:jc w:val="center"/>
+            </w:pPr>
+            <w:r>
+              <w:rPr>
+                <w:rFonts w:ascii="Calibri" w:hAnsi="Calibri"/>
+                <w:b w:val="0"/>
+                <w:color w:val="16232B"/>
+                <w:sz w:val="16"/>
+                <w:spacing w:val="0"/>
+                <w:kern w:val="0"/>
+              </w:rPr>
+              <w:t>0,9 h</w:t>
+            </w:r>
+          </w:p>
+        </w:tc>
+      </w:tr>
+      <w:tr>
+        <w:tc>
+          <w:tcPr>
+            <w:tcW w:type="dxa" w:w="8277"/>
+            <w:vAlign w:val="center"/>
+            <w:shd w:val="clear" w:color="auto" w:fill="FFFFFF"/>
+          </w:tcPr>
+          <w:p>
+            <w:pPr>
+              <w:spacing w:before="20" w:after="20"/>
+              <w:jc w:val="left"/>
+            </w:pPr>
+            <w:r>
+              <w:rPr>
+                <w:rFonts w:ascii="Calibri" w:hAnsi="Calibri"/>
+                <w:b w:val="0"/>
+                <w:color w:val="16232B"/>
+                <w:sz w:val="16"/>
+                <w:spacing w:val="0"/>
+                <w:kern w:val="0"/>
+              </w:rPr>
+              <w:t>Позадинско следење на репозиториуми без PP-содржина | background monitoring, non-PP repos</w:t>
+            </w:r>
+          </w:p>
+        </w:tc>
+        <w:tc>
+          <w:tcPr>
+            <w:tcW w:type="dxa" w:w="1701"/>
+            <w:vAlign w:val="center"/>
+            <w:shd w:val="clear" w:color="auto" w:fill="FFFFFF"/>
+          </w:tcPr>
+          <w:p>
+            <w:pPr>
+              <w:spacing w:before="20" w:after="20"/>
+              <w:jc w:val="center"/>
+            </w:pPr>
+            <w:r>
+              <w:rPr>
+                <w:rFonts w:ascii="Calibri" w:hAnsi="Calibri"/>
+                <w:b w:val="0"/>
+                <w:color w:val="16232B"/>
+                <w:sz w:val="16"/>
+                <w:spacing w:val="0"/>
+                <w:kern w:val="0"/>
+              </w:rPr>
+              <w:t>13,8 h</w:t>
             </w:r>
           </w:p>
         </w:tc>
@@ -5264,7 +5475,7 @@
           <w:spacing w:val="0"/>
           <w:kern w:val="0"/>
         </w:rPr>
-        <w:t>Потекло | Provenance: (1) QC_Activity_Timeline_11-14Aug2026.docx — транскрипт sha256 9c35bfad…; (2) PP-OPS-TIME-2026-08-14 (Drive 1gByKejrs…) — dataset sha256 549e1e2b…; (3) WWF-TIMELINE-2026-0814 (Drive 1-tGe57q…) — git+deploy евиденција; (4) Work Time Overview 11-14 Aug (Drive 1VB9m90H…) — проценки од сесиска активност. Ниту една изворна бројка не е менувана при консолидацијата. | No source figure was altered in consolidation.</w:t>
+        <w:t>Потекло | Provenance: (1) QC_Activity_Timeline_11-14Aug2026.docx — транскрипт-извор; (2) Запис за временска лента по семејства задачи (интерна ознака PP-OPS-TIME-2026-08-14) — временски печати на алатки/датотеки во оваа сесија; (3) Запис за временска лента на работата (интерна ознака WWF-TIMELINE-2026-0814) — евиденција од git-коммити и продукциски пуштања во употреба; (4) Работен временски преглед (11-14 Aug 2026) — проценки од активноста на сесиите. Ниту една изворна бројка не е менувана при консолидацијата; секое намалување е избор на подмножество од сопствените, поединечни редови на изворот (гл. merge_timelines.py). | No source figure was altered in consolidation; every reduction is a subset selection of that source's own itemised rows (see merge_timelines.py).</w:t>
       </w:r>
     </w:p>
     <w:sectPr>
@@ -5649,7 +5860,7 @@
               <w:szCs w:val="28"/>
               <w:lang w:val="mk-MK"/>
             </w:rPr>
-            <w:t xml:space="preserve">НЕДЕЛЕН ПЛАН/ИЗВЕШТАЈ — </w:t>
+            <w:t>НЕДЕЛЕН ПЛАН/ИЗВЕШТАЈ НА КОНТРОЛА НА КВАЛИТЕТ</w:t>
           </w:r>
           <w:r>
             <w:rPr>
@@ -5670,7 +5881,6 @@
               <w:szCs w:val="28"/>
               <w:lang w:val="mk-MK"/>
             </w:rPr>
-            <w:t>PP-QC-WK</w:t>
           </w:r>
           <w:r>
             <w:rPr>
@@ -5692,7 +5902,7 @@
             <w:rPr>
               <w:rFonts w:ascii="Arial Narrow" w:hAnsi="Arial Narrow" w:cs="Arial Narrow"/>
             </w:rPr>
-            <w:t xml:space="preserve">Weekly Plan/Report — </w:t>
+            <w:t>QC Weekly Plan/Report</w:t>
           </w:r>
         </w:p>
       </w:tc>
@@ -5726,32 +5936,28 @@
               <w:rFonts w:ascii="Calibri" w:hAnsi="Calibri" w:cs="Calibri"/>
               <w:lang w:val="mk-MK"/>
             </w:rPr>
-            <w:t>Документ</w:t>
+            <w:t>Неформален работен документ</w:t>
           </w:r>
           <w:r>
             <w:rPr>
               <w:rFonts w:ascii="Calibri" w:hAnsi="Calibri" w:cs="Calibri"/>
             </w:rPr>
-            <w:t xml:space="preserve"> </w:t>
           </w:r>
           <w:r>
             <w:rPr>
               <w:rFonts w:ascii="Calibri" w:hAnsi="Calibri" w:cs="Calibri"/>
               <w:lang w:val="mk-MK"/>
             </w:rPr>
-            <w:t>бр.</w:t>
           </w:r>
           <w:r>
             <w:rPr>
               <w:rFonts w:ascii="Calibri" w:eastAsia="Calibri" w:hAnsi="Calibri" w:cs="Calibri"/>
             </w:rPr>
-            <w:t xml:space="preserve"> </w:t>
           </w:r>
           <w:r>
             <w:rPr>
               <w:rFonts w:ascii="Calibri" w:eastAsia="Calibri" w:hAnsi="Calibri" w:cs="Calibri"/>
             </w:rPr>
-            <w:t>|</w:t>
           </w:r>
         </w:p>
         <w:p>
@@ -5776,7 +5982,7 @@
               <w:sz w:val="18"/>
               <w:szCs w:val="18"/>
             </w:rPr>
-            <w:t>Code of document:</w:t>
+            <w:t>Informal working document</w:t>
           </w:r>
           <w:r>
             <w:rPr>
@@ -5784,7 +5990,6 @@
               <w:sz w:val="18"/>
               <w:szCs w:val="18"/>
             </w:rPr>
-            <w:t xml:space="preserve"> </w:t>
           </w:r>
           <w:r>
             <w:rPr>
@@ -5792,7 +5997,6 @@
               <w:b/>
               <w:sz w:val="18"/>
             </w:rPr>
-            <w:br/>
           </w:r>
         </w:p>
         <w:p>
@@ -5819,7 +6023,6 @@
               <w:sz w:val="22"/>
               <w:szCs w:val="24"/>
             </w:rPr>
-            <w:t>PP-QC-WK-</w:t>
           </w:r>
           <w:r>
             <w:rPr>
@@ -5827,7 +6030,6 @@
               <w:b/>
               <w:sz w:val="18"/>
             </w:rPr>
-            <w:br/>
           </w:r>
           <w:r>
             <w:rPr>
@@ -5835,7 +6037,6 @@
               <w:b/>
               <w:szCs w:val="22"/>
             </w:rPr>
-            <w:t>001/202</w:t>
           </w:r>
           <w:r>
             <w:rPr>
@@ -5843,7 +6044,6 @@
               <w:b/>
               <w:szCs w:val="22"/>
             </w:rPr>
-            <w:t>6</w:t>
           </w:r>
         </w:p>
         <w:p>
@@ -5943,13 +6143,11 @@
               <w:rFonts w:ascii="Calibri" w:hAnsi="Calibri" w:cs="Calibri"/>
               <w:lang w:val="mk-MK"/>
             </w:rPr>
-            <w:t>Верзија</w:t>
           </w:r>
           <w:r>
             <w:rPr>
               <w:rFonts w:ascii="Calibri" w:hAnsi="Calibri" w:cs="Calibri"/>
             </w:rPr>
-            <w:t xml:space="preserve"> | </w:t>
           </w:r>
           <w:r>
             <w:rPr>
@@ -5957,7 +6155,6 @@
               <w:sz w:val="16"/>
               <w:szCs w:val="16"/>
             </w:rPr>
-            <w:t>Ver</w:t>
           </w:r>
           <w:r>
             <w:rPr>
@@ -5965,21 +6162,18 @@
               <w:sz w:val="16"/>
               <w:szCs w:val="16"/>
             </w:rPr>
-            <w:t xml:space="preserve"> </w:t>
           </w:r>
           <w:r>
             <w:rPr>
               <w:rFonts w:ascii="Calibri" w:eastAsia="Calibri" w:hAnsi="Calibri" w:cs="Calibri"/>
               <w:bCs/>
             </w:rPr>
-            <w:t>:</w:t>
           </w:r>
           <w:r>
             <w:rPr>
               <w:rFonts w:ascii="Calibri" w:eastAsia="Calibri" w:hAnsi="Calibri" w:cs="Calibri"/>
               <w:b/>
             </w:rPr>
-            <w:t xml:space="preserve"> </w:t>
           </w:r>
           <w:r>
             <w:rPr>
@@ -5987,7 +6181,6 @@
               <w:b/>
               <w:bCs/>
             </w:rPr>
-            <w:t>1.0</w:t>
           </w:r>
         </w:p>
       </w:tc>

--- a/deliverables/qc_weekly/QC_Weekly_Plan_Report_Issue01_10-14Aug2026.docx
+++ b/deliverables/qc_weekly/QC_Weekly_Plan_Report_Issue01_10-14Aug2026.docx
@@ -2397,7 +2397,7 @@
                 <w:spacing w:val="0"/>
                 <w:kern w:val="0"/>
               </w:rPr>
-              <w:t>42 сертификати (21 за потенца + 21 за микотоксини), 07–10.08.2026 | 42 certificates (21 potency + 21 mycotoxin), 07–10.08.2026</w:t>
+              <w:t>42 сертификати (21 за потенција + 21 за микотоксини), 07–10.08.2026 | 42 certificates (21 potency + 21 mycotoxin), 07–10.08.2026</w:t>
             </w:r>
           </w:p>
         </w:tc>
@@ -2423,7 +2423,7 @@
                 <w:spacing w:val="0"/>
                 <w:kern w:val="0"/>
               </w:rPr>
-              <w:t>Опсег на резултати за потенца | Potency result range</w:t>
+              <w:t>Опсег на резултати за потенција | Potency result range</w:t>
             </w:r>
           </w:p>
         </w:tc>
